--- a/public/downloads/mahnung-1.docx
+++ b/public/downloads/mahnung-1.docx
@@ -693,6 +693,22 @@
           <w:rFonts w:ascii="Arial" w:hAnsi="Arial" w:cs="Arial"/>
           <w:szCs w:val="20"/>
         </w:rPr>
+        <w:t>Für die Dauer des Verzugs stellen wir Ihnen zusätzlich Verzugszinsen in Höhe von 5 Prozentpunkten über dem Basiszinssatz in Rechnung, bei Geschäftskunden 9 Prozentpunkte über dem Basiszinssatz, zzgl. einer Pauschale von 40 € nach § 288 Abs. 5 BGB, sofern Sie Unternehmer sind.</w:t>
+      </w:r>
+    </w:p>
+    <w:p>
+      <w:pPr>
+        <w:spacing w:line="360" w:lineRule="auto"/>
+        <w:rPr>
+          <w:rFonts w:ascii="Arial" w:hAnsi="Arial" w:cs="Arial"/>
+          <w:szCs w:val="20"/>
+        </w:rPr>
+      </w:pPr>
+      <w:r>
+        <w:rPr>
+          <w:rFonts w:ascii="Arial" w:hAnsi="Arial" w:cs="Arial"/>
+          <w:szCs w:val="20"/>
+        </w:rPr>
         <w:t>Sollten Sie die Zahlung bereits veranlasst haben, dann bitten wir Sie, diesem Schreiben keine weitere Beachtung zu schenken.</w:t>
       </w:r>
     </w:p>
@@ -704,15 +720,6 @@
           <w:szCs w:val="20"/>
         </w:rPr>
       </w:pPr>
-    </w:p>
-    <w:p>
-      <w:pPr>
-        <w:spacing w:line="360" w:lineRule="auto"/>
-        <w:rPr>
-          <w:rFonts w:ascii="Arial" w:hAnsi="Arial" w:cs="Arial"/>
-          <w:szCs w:val="20"/>
-        </w:rPr>
-      </w:pPr>
       <w:r>
         <w:rPr>
           <w:rFonts w:ascii="Arial" w:hAnsi="Arial" w:cs="Arial"/>
@@ -724,15 +731,6 @@
     <w:p>
       <w:pPr>
         <w:spacing w:line="360" w:lineRule="auto"/>
-        <w:rPr>
-          <w:rFonts w:ascii="Arial" w:hAnsi="Arial" w:cs="Arial"/>
-          <w:szCs w:val="20"/>
-        </w:rPr>
-      </w:pPr>
-    </w:p>
-    <w:p>
-      <w:pPr>
-        <w:spacing w:line="360" w:lineRule="auto"/>
       </w:pPr>
       <w:r>
         <w:rPr>
@@ -753,21 +751,7 @@
           <w:rFonts w:ascii="Arial" w:hAnsi="Arial" w:cs="Arial"/>
           <w:szCs w:val="20"/>
         </w:rPr>
-        <w:br/>
-      </w:r>
-      <w:r>
-        <w:rPr>
-          <w:rFonts w:ascii="Arial" w:hAnsi="Arial" w:cs="Arial"/>
-          <w:szCs w:val="20"/>
-        </w:rPr>
-        <w:br/>
-      </w:r>
-      <w:r>
-        <w:rPr>
-          <w:rFonts w:ascii="Arial" w:hAnsi="Arial" w:cs="Arial"/>
-          <w:szCs w:val="20"/>
-        </w:rPr>
-        <w:t>Max Muster</w:t>
+        <w:t>IHR NAME</w:t>
       </w:r>
     </w:p>
     <w:sectPr>
@@ -1270,27 +1254,7 @@
               <w:sz w:val="16"/>
               <w:szCs w:val="16"/>
             </w:rPr>
-            <w:t xml:space="preserve"> USt-</w:t>
-          </w:r>
-          <w:proofErr w:type="spellStart"/>
-          <w:r>
-            <w:rPr>
-              <w:rFonts w:ascii="Arial" w:hAnsi="Arial" w:cs="Arial"/>
-              <w:color w:val="808080" w:themeColor="background1" w:themeShade="80"/>
-              <w:sz w:val="16"/>
-              <w:szCs w:val="16"/>
-            </w:rPr>
-            <w:t>IdNr</w:t>
-          </w:r>
-          <w:proofErr w:type="spellEnd"/>
-          <w:r>
-            <w:rPr>
-              <w:rFonts w:ascii="Arial" w:hAnsi="Arial" w:cs="Arial"/>
-              <w:color w:val="808080" w:themeColor="background1" w:themeShade="80"/>
-              <w:sz w:val="16"/>
-              <w:szCs w:val="16"/>
-            </w:rPr>
-            <w:t xml:space="preserve">. </w:t>
+            <w:t xml:space="preserve"> USt-IdNr. </w:t>
           </w:r>
           <w:r>
             <w:rPr>
@@ -1373,6 +1337,7 @@
         <w:dataBinding w:prefixMappings="xmlns:ns0='http://schemas.openxmlformats.org/package/2006/metadata/core-properties' xmlns:ns1='http://purl.org/dc/elements/1.1/'" w:xpath="/ns0:coreProperties[1]/ns1:title[1]" w:storeItemID="{6C3C8BC8-F283-45AE-878A-BAB7291924A1}"/>
         <w:text/>
       </w:sdtPr>
+      <w:sdtEndPr/>
       <w:sdtContent>
         <w:r>
           <w:rPr>
@@ -1951,7 +1916,6 @@
   <w:style w:type="character" w:default="1" w:styleId="Absatz-Standardschriftart">
     <w:name w:val="Default Paragraph Font"/>
     <w:uiPriority w:val="1"/>
-    <w:semiHidden/>
     <w:unhideWhenUsed/>
   </w:style>
   <w:style w:type="table" w:default="1" w:styleId="NormaleTabelle">
@@ -2232,7 +2196,9 @@
     <w:rsid w:val="00A85840"/>
     <w:rsid w:val="00B17F53"/>
     <w:rsid w:val="00BA7E46"/>
+    <w:rsid w:val="00BC526E"/>
     <w:rsid w:val="00E362F8"/>
+    <w:rsid w:val="00EB294F"/>
     <w:rsid w:val="00F30B8B"/>
   </w:rsids>
   <m:mathPr>
@@ -2684,10 +2650,6 @@
     <w:semiHidden/>
     <w:unhideWhenUsed/>
   </w:style>
-  <w:style w:type="paragraph" w:customStyle="1" w:styleId="E1D331011CB946D280C8D835C6ECC812">
-    <w:name w:val="E1D331011CB946D280C8D835C6ECC812"/>
-    <w:rsid w:val="00B17F53"/>
-  </w:style>
   <w:style w:type="paragraph" w:customStyle="1" w:styleId="45CBCDECCFF84223B1E8A4C338060CFD">
     <w:name w:val="45CBCDECCFF84223B1E8A4C338060CFD"/>
     <w:rsid w:val="001E59F2"/>

--- a/public/downloads/mahnung-1.docx
+++ b/public/downloads/mahnung-1.docx
@@ -677,7 +677,21 @@
           <w:rFonts w:ascii="Arial" w:hAnsi="Arial" w:cs="Arial"/>
           <w:szCs w:val="20"/>
         </w:rPr>
-        <w:t>Sollten Sie diesen Termin nicht einhalten und keine Zahlung tätigen, dann müssen wir Ihnen die Kosten des Mahnverfahrens und die darauffolgenden Verzugszinsen ebenfalls in Rechnung stellen.</w:t>
+        <w:t>S</w:t>
+      </w:r>
+      <w:r>
+        <w:rPr>
+          <w:rFonts w:ascii="Arial" w:hAnsi="Arial" w:cs="Arial"/>
+          <w:szCs w:val="20"/>
+        </w:rPr>
+        <w:t>ollte auch diese Zahlungsfrist ungenutzt verstreichen, behalten wir uns vor, weitere Schritte einzuleiten und Ihnen die daraus entstehenden Kosten in Rechnung zu stellen</w:t>
+      </w:r>
+      <w:r>
+        <w:rPr>
+          <w:rFonts w:ascii="Arial" w:hAnsi="Arial" w:cs="Arial"/>
+          <w:szCs w:val="20"/>
+        </w:rPr>
+        <w:t>.</w:t>
       </w:r>
     </w:p>
     <w:p>
@@ -727,6 +741,15 @@
         </w:rPr>
         <w:t xml:space="preserve">Bei Rückfragen oder etwaigen Beanstandungen bezüglich der erworbenen Leistung können Sie sich jederzeit gerne an uns wenden. </w:t>
       </w:r>
+    </w:p>
+    <w:p>
+      <w:pPr>
+        <w:spacing w:line="360" w:lineRule="auto"/>
+        <w:rPr>
+          <w:rFonts w:ascii="Arial" w:hAnsi="Arial" w:cs="Arial"/>
+          <w:szCs w:val="20"/>
+        </w:rPr>
+      </w:pPr>
     </w:p>
     <w:p>
       <w:pPr>
@@ -2183,6 +2206,7 @@
     <w:rsid w:val="00174882"/>
     <w:rsid w:val="001E59F2"/>
     <w:rsid w:val="00452576"/>
+    <w:rsid w:val="00455EE6"/>
     <w:rsid w:val="004E6C19"/>
     <w:rsid w:val="005310DA"/>
     <w:rsid w:val="00582051"/>
@@ -2200,6 +2224,7 @@
     <w:rsid w:val="00E362F8"/>
     <w:rsid w:val="00EB294F"/>
     <w:rsid w:val="00F30B8B"/>
+    <w:rsid w:val="00FF6532"/>
   </w:rsids>
   <m:mathPr>
     <m:mathFont m:val="Cambria Math"/>
